--- a/Documents/Paper/SVH_Discussion.docx
+++ b/Documents/Paper/SVH_Discussion.docx
@@ -14,6 +14,8 @@
           <w:szCs w:val="36"/>
         </w:rPr>
       </w:pPr>
+      <w:bookmarkStart w:id="0" w:name="_Hlk236923483"/>
+      <w:bookmarkStart w:id="1" w:name="_GoBack"/>
       <w:r>
         <w:rPr>
           <w:rFonts w:ascii="Times New Roman" w:eastAsia="Times New Roman" w:hAnsi="Times New Roman" w:cs="Times New Roman"/>
@@ -101,7 +103,7 @@
         </w:rPr>
         <w:t xml:space="preserve">The distinction between the metrics lies in the treatment of spectral distance. Mean Euclidean distance summarizes the average magnitude of spectral dispersion around the centroid, whereas Rao's Q squares those distances before averaging. Squaring gives greater influence to pixels that lie farther from the centroid, making Rao's Q more sensitive to the tails of the distance distribution. As a result, relatively uncommon spectral observations contribute more strongly to Rao's Q than to the mean Euclidean </w:t>
       </w:r>
-      <w:commentRangeStart w:id="0"/>
+      <w:commentRangeStart w:id="2"/>
       <w:r>
         <w:rPr>
           <w:rFonts w:ascii="Times New Roman" w:eastAsia="Times New Roman" w:hAnsi="Times New Roman" w:cs="Times New Roman"/>
@@ -110,12 +112,12 @@
         </w:rPr>
         <w:t>distance</w:t>
       </w:r>
-      <w:commentRangeEnd w:id="0"/>
+      <w:commentRangeEnd w:id="2"/>
       <w:r>
         <w:rPr>
           <w:rStyle w:val="CommentReference"/>
         </w:rPr>
-        <w:commentReference w:id="0"/>
+        <w:commentReference w:id="2"/>
       </w:r>
       <w:r>
         <w:rPr>
@@ -143,8 +145,6 @@
         </w:rPr>
         <w:t>Prior to principal component analysis, spectra were vector normalized to reduce variation associated with illumination intensity. This preprocessing removed approximately 90% of the illumination signal, allowing the principal components to primarily represent differences in spectral shape rather than overall brightness. However, vector normalization does not eliminate illumination effects entirely, and residual variation associated with shadowing, canopy geometry, or viewing conditions may still be represented within the PCA axes. Because Rao's Q emphasizes larger squared distances, these residual sources of variation are likely to have a greater influence on Rao's Q than on the mean Euclidean distance.</w:t>
       </w:r>
-      <w:bookmarkStart w:id="1" w:name="_GoBack"/>
-      <w:bookmarkEnd w:id="1"/>
     </w:p>
     <w:p>
       <w:pPr>
@@ -301,7 +301,23 @@
           <w:sz w:val="24"/>
           <w:szCs w:val="24"/>
         </w:rPr>
-        <w:t>The observed scale dependence is consistent with the Spectral Variation Hypothesis, which proposes that greater spectral heterogeneity reflects greater biological diversity. However, our results demonstrate that the strength of this relationship depends not only on the spectral metric used but also on the spatial grain at which both biodiversity and spectral heterogeneity are quantified.</w:t>
+        <w:t xml:space="preserve">The observed scale dependence is consistent with the Spectral Variation Hypothesis, which proposes that greater spectral heterogeneity reflects greater biological diversity. </w:t>
+      </w:r>
+      <w:r>
+        <w:rPr>
+          <w:rFonts w:ascii="Times New Roman" w:eastAsia="Times New Roman" w:hAnsi="Times New Roman" w:cs="Times New Roman"/>
+          <w:sz w:val="24"/>
+          <w:szCs w:val="24"/>
+        </w:rPr>
+        <w:t>O</w:t>
+      </w:r>
+      <w:r>
+        <w:rPr>
+          <w:rFonts w:ascii="Times New Roman" w:eastAsia="Times New Roman" w:hAnsi="Times New Roman" w:cs="Times New Roman"/>
+          <w:sz w:val="24"/>
+          <w:szCs w:val="24"/>
+        </w:rPr>
+        <w:t>ur results demonstrate that the strength of this relationship depends on the spatial grain at which both biodiversity and spectral heterogeneity are quantified.</w:t>
       </w:r>
     </w:p>
     <w:p>
@@ -378,18 +394,43 @@
           <w:sz w:val="24"/>
           <w:szCs w:val="24"/>
         </w:rPr>
-        <w:t>At the same time, all tree species are constrained by similar physiological requirements. Regardless of evolutionary history, leaves must efficiently absorb photosynthetically active radiation, regulate water loss, maintain structural integrity, and perform similar biochemical functions. These shared constraints limit the range of viable spectral characteristics and reduce the extent to which spectral variation can increase with phylogenetic divergence. Furthermore, canopy reflectance is influenced by environmental factors including illumination conditions, topography, moisture availability, and canopy structure, all of which contribute variation unrelated to phylogenetic composition.</w:t>
-      </w:r>
-    </w:p>
-    <w:p>
-      <w:pPr>
-        <w:spacing w:before="100" w:beforeAutospacing="1" w:after="100" w:afterAutospacing="1" w:line="240" w:lineRule="auto"/>
-        <w:rPr>
-          <w:rFonts w:ascii="Times New Roman" w:eastAsia="Times New Roman" w:hAnsi="Times New Roman" w:cs="Times New Roman"/>
-          <w:sz w:val="24"/>
-          <w:szCs w:val="24"/>
-        </w:rPr>
-      </w:pPr>
+        <w:t xml:space="preserve">At the same time, all tree species are constrained by similar physiological requirements. Regardless of evolutionary history, </w:t>
+      </w:r>
+      <w:r>
+        <w:rPr>
+          <w:rFonts w:ascii="Times New Roman" w:eastAsia="Times New Roman" w:hAnsi="Times New Roman" w:cs="Times New Roman"/>
+          <w:sz w:val="24"/>
+          <w:szCs w:val="24"/>
+          <w:highlight w:val="yellow"/>
+        </w:rPr>
+        <w:t>leaves must efficiently absorb photosynthetically active radiation, regulate water loss, maintain structural integrity, and perform similar biochemical functions. These shared constraints limit the range of viable spectral characteristics and reduce the extent to which spectral variation can increase with phylogenetic divergence.</w:t>
+      </w:r>
+      <w:r>
+        <w:rPr>
+          <w:rFonts w:ascii="Times New Roman" w:eastAsia="Times New Roman" w:hAnsi="Times New Roman" w:cs="Times New Roman"/>
+          <w:sz w:val="24"/>
+          <w:szCs w:val="24"/>
+        </w:rPr>
+        <w:t xml:space="preserve"> Furthermore, canopy reflectance is influenced by environmental factors including illumination conditions, topography, moisture availability, and canopy structure, all of which contribute variation unrelated to phylogenetic composition.</w:t>
+      </w:r>
+    </w:p>
+    <w:p>
+      <w:pPr>
+        <w:spacing w:before="100" w:beforeAutospacing="1" w:after="100" w:afterAutospacing="1" w:line="240" w:lineRule="auto"/>
+        <w:rPr>
+          <w:rFonts w:ascii="Times New Roman" w:eastAsia="Times New Roman" w:hAnsi="Times New Roman" w:cs="Times New Roman"/>
+          <w:sz w:val="24"/>
+          <w:szCs w:val="24"/>
+        </w:rPr>
+      </w:pPr>
+      <w:r>
+        <w:rPr>
+          <w:rFonts w:ascii="Times New Roman" w:eastAsia="Times New Roman" w:hAnsi="Times New Roman" w:cs="Times New Roman"/>
+          <w:sz w:val="24"/>
+          <w:szCs w:val="24"/>
+        </w:rPr>
+        <w:t xml:space="preserve">Together, these factors help explain why spectral heterogeneity captures a measurable but incomplete component of phylogenetic diversity. The observed relationships support the </w:t>
+      </w:r>
       <w:r>
         <w:rPr>
           <w:rFonts w:ascii="Times New Roman" w:eastAsia="Times New Roman" w:hAnsi="Times New Roman" w:cs="Times New Roman"/>
@@ -397,7 +438,23 @@
           <w:szCs w:val="24"/>
         </w:rPr>
         <w:lastRenderedPageBreak/>
-        <w:t>Together, these factors help explain why spectral heterogeneity captures a measurable but incomplete component of phylogenetic diversity. The observed relationships support the hypothesis that evolutionary history contributes to canopy spectral variation while also highlighting that remotely sensed spectral signals integrate multiple biological and environmental processes.</w:t>
+        <w:t xml:space="preserve">hypothesis that evolutionary history contributes to canopy spectral variation while also highlighting that remotely sensed spectral signals </w:t>
+      </w:r>
+      <w:r>
+        <w:rPr>
+          <w:rFonts w:ascii="Times New Roman" w:eastAsia="Times New Roman" w:hAnsi="Times New Roman" w:cs="Times New Roman"/>
+          <w:sz w:val="24"/>
+          <w:szCs w:val="24"/>
+        </w:rPr>
+        <w:t>capture</w:t>
+      </w:r>
+      <w:r>
+        <w:rPr>
+          <w:rFonts w:ascii="Times New Roman" w:eastAsia="Times New Roman" w:hAnsi="Times New Roman" w:cs="Times New Roman"/>
+          <w:sz w:val="24"/>
+          <w:szCs w:val="24"/>
+        </w:rPr>
+        <w:t xml:space="preserve"> multiple biological and environmental processes.</w:t>
       </w:r>
     </w:p>
     <w:p>
@@ -456,7 +513,15 @@
           <w:sz w:val="24"/>
           <w:szCs w:val="24"/>
         </w:rPr>
-        <w:t>More broadly, the increasing strength of the spectral-phylogenetic relationship with spatial grain indicates that biodiversity assessments based on hyperspectral imagery should explicitly consider scale when selecting analytical methods. A single spatial resolution is unlikely to be optimal across ecosystems or biodiversity metrics. Instead, spectral diversity metrics should be evaluated at spatial grains that correspond to the ecological organization of the communities being studied.</w:t>
+        <w:t>T</w:t>
+      </w:r>
+      <w:r>
+        <w:rPr>
+          <w:rFonts w:ascii="Times New Roman" w:eastAsia="Times New Roman" w:hAnsi="Times New Roman" w:cs="Times New Roman"/>
+          <w:sz w:val="24"/>
+          <w:szCs w:val="24"/>
+        </w:rPr>
+        <w:t>he increasing strength of the spectral-phylogenetic relationship with spatial grain indicates that biodiversity assessments based on hyperspectral imagery should explicitly consider scale when selecting analytical methods. A single spatial resolution is unlikely to be optimal across ecosystems or biodiversity metrics. Instead, spectral diversity metrics should be evaluated at spatial grains that correspond to the ecological organization of the communities being studied.</w:t>
       </w:r>
     </w:p>
     <w:p>
@@ -477,6 +542,8 @@
         <w:t>Future work integrating functional trait measurements, species-level spectral libraries, and environmental covariates will help determine the relative contributions of evolutionary history, canopy structure, and environmental variation to observed spectral heterogeneity. Such analyses will further improve the interpretation of hyperspectral data as a tool for monitoring forest biodiversity across landscapes.</w:t>
       </w:r>
     </w:p>
+    <w:bookmarkEnd w:id="0"/>
+    <w:bookmarkEnd w:id="1"/>
     <w:p/>
     <w:sectPr>
       <w:pgSz w:w="12240" w:h="15840"/>
@@ -490,7 +557,7 @@
 
 <file path=word/comments.xml><?xml version="1.0" encoding="utf-8"?>
 <w:comments xmlns:wpc="http://schemas.microsoft.com/office/word/2010/wordprocessingCanvas" xmlns:cx="http://schemas.microsoft.com/office/drawing/2014/chartex" xmlns:cx1="http://schemas.microsoft.com/office/drawing/2015/9/8/chartex" xmlns:cx2="http://schemas.microsoft.com/office/drawing/2015/10/21/chartex" xmlns:cx3="http://schemas.microsoft.com/office/drawing/2016/5/9/chartex" xmlns:cx4="http://schemas.microsoft.com/office/drawing/2016/5/10/chartex" xmlns:cx5="http://schemas.microsoft.com/office/drawing/2016/5/11/chartex" xmlns:cx6="http://schemas.microsoft.com/office/drawing/2016/5/12/chartex" xmlns:cx7="http://schemas.microsoft.com/office/drawing/2016/5/13/chartex" xmlns:cx8="http://schemas.microsoft.com/office/drawing/2016/5/14/chartex" xmlns:mc="http://schemas.openxmlformats.org/markup-compatibility/2006" xmlns:aink="http://schemas.microsoft.com/office/drawing/2016/ink" xmlns:am3d="http://schemas.microsoft.com/office/drawing/2017/model3d" xmlns:o="urn:schemas-microsoft-com:office:office" xmlns:r="http://schemas.openxmlformats.org/officeDocument/2006/relationships" xmlns:m="http://schemas.openxmlformats.org/officeDocument/2006/math" xmlns:v="urn:schemas-microsoft-com:vml" xmlns:wp14="http://schemas.microsoft.com/office/word/2010/wordprocessingDrawing" xmlns:wp="http://schemas.openxmlformats.org/drawingml/2006/wordprocessingDrawing" xmlns:w10="urn:schemas-microsoft-com:office:word" xmlns:w="http://schemas.openxmlformats.org/wordprocessingml/2006/main" xmlns:w14="http://schemas.microsoft.com/office/word/2010/wordml" xmlns:w15="http://schemas.microsoft.com/office/word/2012/wordml" xmlns:w16cid="http://schemas.microsoft.com/office/word/2016/wordml/cid" xmlns:w16se="http://schemas.microsoft.com/office/word/2015/wordml/symex" xmlns:wpg="http://schemas.microsoft.com/office/word/2010/wordprocessingGroup" xmlns:wpi="http://schemas.microsoft.com/office/word/2010/wordprocessingInk" xmlns:wne="http://schemas.microsoft.com/office/word/2006/wordml" xmlns:wps="http://schemas.microsoft.com/office/word/2010/wordprocessingShape" mc:Ignorable="w14 w15 w16se w16cid wp14">
-  <w:comment w:id="0" w:author="Evan Tenorio" w:date="2026-08-05T12:23:00Z" w:initials="P">
+  <w:comment w:id="2" w:author="Evan Tenorio" w:date="2026-08-05T12:23:00Z" w:initials="P">
     <w:p>
       <w:pPr>
         <w:pStyle w:val="CommentText"/>
@@ -500,6 +567,9 @@
           <w:rStyle w:val="CommentReference"/>
         </w:rPr>
         <w:annotationRef/>
+      </w:r>
+      <w:r>
+        <w:t>Need to read literature-</w:t>
       </w:r>
       <w:r>
         <w:t xml:space="preserve">Which explains why this has a weaker relationship to </w:t>
